--- a/Dokumentace.docx
+++ b/Dokumentace.docx
@@ -170,12 +170,12 @@
             <wp:extent cx="3179685" cy="3179685"/>
             <wp:effectExtent b="0" l="0" r="0" t="0"/>
             <wp:wrapNone/>
-            <wp:docPr id="4" name="image1.png"/>
+            <wp:docPr id="4" name="image2.png"/>
             <a:graphic>
               <a:graphicData uri="http://schemas.openxmlformats.org/drawingml/2006/picture">
                 <pic:pic>
                   <pic:nvPicPr>
-                    <pic:cNvPr id="0" name="image1.png"/>
+                    <pic:cNvPr id="0" name="image2.png"/>
                     <pic:cNvPicPr preferRelativeResize="0"/>
                   </pic:nvPicPr>
                   <pic:blipFill>
@@ -1403,7 +1403,7 @@
     </w:p>
     <w:sdt>
       <w:sdtPr>
-        <w:id w:val="1424178007"/>
+        <w:id w:val="-580822969"/>
         <w:docPartObj>
           <w:docPartGallery w:val="Table of Contents"/>
           <w:docPartUnique w:val="1"/>
@@ -5243,12 +5243,12 @@
           <wp:inline distB="114300" distT="114300" distL="114300" distR="114300">
             <wp:extent cx="5943600" cy="5892800"/>
             <wp:effectExtent b="0" l="0" r="0" t="0"/>
-            <wp:docPr id="6" name="image7.png"/>
+            <wp:docPr id="6" name="image5.png"/>
             <a:graphic>
               <a:graphicData uri="http://schemas.openxmlformats.org/drawingml/2006/picture">
                 <pic:pic>
                   <pic:nvPicPr>
-                    <pic:cNvPr id="0" name="image7.png"/>
+                    <pic:cNvPr id="0" name="image5.png"/>
                     <pic:cNvPicPr preferRelativeResize="0"/>
                   </pic:nvPicPr>
                   <pic:blipFill>
@@ -6470,12 +6470,12 @@
           <wp:inline distB="114300" distT="114300" distL="114300" distR="114300">
             <wp:extent cx="5943600" cy="5994400"/>
             <wp:effectExtent b="0" l="0" r="0" t="0"/>
-            <wp:docPr id="8" name="image8.png"/>
+            <wp:docPr id="8" name="image6.png"/>
             <a:graphic>
               <a:graphicData uri="http://schemas.openxmlformats.org/drawingml/2006/picture">
                 <pic:pic>
                   <pic:nvPicPr>
-                    <pic:cNvPr id="0" name="image8.png"/>
+                    <pic:cNvPr id="0" name="image6.png"/>
                     <pic:cNvPicPr preferRelativeResize="0"/>
                   </pic:nvPicPr>
                   <pic:blipFill>
@@ -8046,12 +8046,12 @@
             <wp:extent cx="3329383" cy="5057000"/>
             <wp:effectExtent b="0" l="0" r="0" t="0"/>
             <wp:wrapSquare wrapText="bothSides" distB="114300" distT="114300" distL="114300" distR="114300"/>
-            <wp:docPr id="2" name="image4.png"/>
+            <wp:docPr id="2" name="image9.png"/>
             <a:graphic>
               <a:graphicData uri="http://schemas.openxmlformats.org/drawingml/2006/picture">
                 <pic:pic>
                   <pic:nvPicPr>
-                    <pic:cNvPr id="0" name="image4.png"/>
+                    <pic:cNvPr id="0" name="image9.png"/>
                     <pic:cNvPicPr preferRelativeResize="0"/>
                   </pic:nvPicPr>
                   <pic:blipFill>
@@ -8466,12 +8466,12 @@
           <wp:inline distB="114300" distT="114300" distL="114300" distR="114300">
             <wp:extent cx="5943600" cy="3238500"/>
             <wp:effectExtent b="0" l="0" r="0" t="0"/>
-            <wp:docPr id="7" name="image5.png"/>
+            <wp:docPr id="7" name="image4.png"/>
             <a:graphic>
               <a:graphicData uri="http://schemas.openxmlformats.org/drawingml/2006/picture">
                 <pic:pic>
                   <pic:nvPicPr>
-                    <pic:cNvPr id="0" name="image5.png"/>
+                    <pic:cNvPr id="0" name="image4.png"/>
                     <pic:cNvPicPr preferRelativeResize="0"/>
                   </pic:nvPicPr>
                   <pic:blipFill>
@@ -8738,12 +8738,12 @@
             <wp:extent cx="5553075" cy="3001695"/>
             <wp:effectExtent b="0" l="0" r="0" t="0"/>
             <wp:wrapSquare wrapText="bothSides" distB="114300" distT="114300" distL="114300" distR="114300"/>
-            <wp:docPr id="1" name="image3.png"/>
+            <wp:docPr id="1" name="image8.png"/>
             <a:graphic>
               <a:graphicData uri="http://schemas.openxmlformats.org/drawingml/2006/picture">
                 <pic:pic>
                   <pic:nvPicPr>
-                    <pic:cNvPr id="0" name="image3.png"/>
+                    <pic:cNvPr id="0" name="image8.png"/>
                     <pic:cNvPicPr preferRelativeResize="0"/>
                   </pic:nvPicPr>
                   <pic:blipFill>
@@ -8914,12 +8914,12 @@
           <wp:inline distB="114300" distT="114300" distL="114300" distR="114300">
             <wp:extent cx="5943600" cy="2235200"/>
             <wp:effectExtent b="0" l="0" r="0" t="0"/>
-            <wp:docPr id="3" name="image9.png"/>
+            <wp:docPr id="3" name="image3.png"/>
             <a:graphic>
               <a:graphicData uri="http://schemas.openxmlformats.org/drawingml/2006/picture">
                 <pic:pic>
                   <pic:nvPicPr>
-                    <pic:cNvPr id="0" name="image9.png"/>
+                    <pic:cNvPr id="0" name="image3.png"/>
                     <pic:cNvPicPr preferRelativeResize="0"/>
                   </pic:nvPicPr>
                   <pic:blipFill>
@@ -9083,12 +9083,12 @@
             <wp:extent cx="5945717" cy="2677478"/>
             <wp:effectExtent b="0" l="0" r="0" t="0"/>
             <wp:wrapSquare wrapText="bothSides" distB="114300" distT="114300" distL="114300" distR="114300"/>
-            <wp:docPr id="5" name="image2.png"/>
+            <wp:docPr id="5" name="image1.png"/>
             <a:graphic>
               <a:graphicData uri="http://schemas.openxmlformats.org/drawingml/2006/picture">
                 <pic:pic>
                   <pic:nvPicPr>
-                    <pic:cNvPr id="0" name="image2.png"/>
+                    <pic:cNvPr id="0" name="image1.png"/>
                     <pic:cNvPicPr preferRelativeResize="0"/>
                   </pic:nvPicPr>
                   <pic:blipFill>
@@ -9247,12 +9247,12 @@
           <wp:inline distB="114300" distT="114300" distL="114300" distR="114300">
             <wp:extent cx="5943600" cy="2235200"/>
             <wp:effectExtent b="0" l="0" r="0" t="0"/>
-            <wp:docPr id="9" name="image6.png"/>
+            <wp:docPr id="9" name="image7.png"/>
             <a:graphic>
               <a:graphicData uri="http://schemas.openxmlformats.org/drawingml/2006/picture">
                 <pic:pic>
                   <pic:nvPicPr>
-                    <pic:cNvPr id="0" name="image6.png"/>
+                    <pic:cNvPr id="0" name="image7.png"/>
                     <pic:cNvPicPr preferRelativeResize="0"/>
                   </pic:nvPicPr>
                   <pic:blipFill>
@@ -10346,6 +10346,7 @@
         <w:rPr>
           <w:rtl w:val="0"/>
         </w:rPr>
+        <w:t xml:space="preserve">GITHUB COPILOT - Pomoc s řešením složitých problémů. Označeno komentáři v kódu</w:t>
       </w:r>
     </w:p>
     <w:p>
